--- a/03_Team_Work/Team1/Milestone_3_Components/2_Needs_QA_Approval/DC_M3_Team1_EIT_FileBlobStorage_v1.0.docx
+++ b/03_Team_Work/Team1/Milestone_3_Components/2_Needs_QA_Approval/DC_M3_Team1_EIT_FileBlobStorage_v1.0.docx
@@ -305,12 +305,16 @@
             <w:pPr>
               <w:rPr>
                 <w:rFonts w:eastAsia="Times New Roman" w:cs="Arial"/>
-                <w:lang w:eastAsia="en-US"/>
-              </w:rPr>
-            </w:pPr>
-            <w:r>
-              <w:rPr>
-                <w:rFonts w:eastAsia="Times New Roman" w:cs="Arial"/>
+                <w:b/>
+                <w:bCs/>
+                <w:lang w:eastAsia="en-US"/>
+              </w:rPr>
+            </w:pPr>
+            <w:r>
+              <w:rPr>
+                <w:rFonts w:eastAsia="Times New Roman" w:cs="Arial"/>
+                <w:b/>
+                <w:bCs/>
                 <w:lang w:eastAsia="en-US"/>
               </w:rPr>
               <w:t>Upload/ Validation Layer</w:t>
@@ -399,7 +403,7 @@
                 <w:rFonts w:eastAsia="Times New Roman" w:cs="Times New Roman"/>
                 <w:lang w:eastAsia="en-US"/>
               </w:rPr>
-              <w:t>3.1</w:t>
+              <w:t>3.1.3, 2.5.9</w:t>
             </w:r>
           </w:p>
         </w:tc>
@@ -436,12 +440,16 @@
             <w:pPr>
               <w:rPr>
                 <w:rFonts w:eastAsia="Times New Roman" w:cs="Arial"/>
-                <w:lang w:eastAsia="en-US"/>
-              </w:rPr>
-            </w:pPr>
-            <w:r>
-              <w:rPr>
-                <w:rFonts w:eastAsia="Times New Roman" w:cs="Arial"/>
+                <w:b/>
+                <w:bCs/>
+                <w:lang w:eastAsia="en-US"/>
+              </w:rPr>
+            </w:pPr>
+            <w:r>
+              <w:rPr>
+                <w:rFonts w:eastAsia="Times New Roman" w:cs="Arial"/>
+                <w:b/>
+                <w:bCs/>
                 <w:lang w:eastAsia="en-US"/>
               </w:rPr>
               <w:t>Upload/ Validation Layer</w:t>
@@ -533,7 +541,7 @@
                 <w:rFonts w:eastAsia="Times New Roman" w:cs="Times New Roman"/>
                 <w:lang w:eastAsia="en-US"/>
               </w:rPr>
-              <w:t>3.1</w:t>
+              <w:t>3.1.3, 2.5.9</w:t>
             </w:r>
           </w:p>
         </w:tc>
@@ -586,12 +594,16 @@
             <w:pPr>
               <w:rPr>
                 <w:rFonts w:eastAsia="Times New Roman" w:cs="Arial"/>
-                <w:lang w:eastAsia="en-US"/>
-              </w:rPr>
-            </w:pPr>
-            <w:r>
-              <w:rPr>
-                <w:rFonts w:eastAsia="Times New Roman" w:cs="Arial"/>
+                <w:b/>
+                <w:bCs/>
+                <w:lang w:eastAsia="en-US"/>
+              </w:rPr>
+            </w:pPr>
+            <w:r>
+              <w:rPr>
+                <w:rFonts w:eastAsia="Times New Roman" w:cs="Arial"/>
+                <w:b/>
+                <w:bCs/>
                 <w:lang w:eastAsia="en-US"/>
               </w:rPr>
               <w:t>Upload/ Validation Layer</w:t>
@@ -680,7 +692,7 @@
                 <w:rFonts w:eastAsia="Times New Roman" w:cs="Times New Roman"/>
                 <w:lang w:eastAsia="en-US"/>
               </w:rPr>
-              <w:t>3.1</w:t>
+              <w:t>3.1.3, 2.5.9</w:t>
             </w:r>
           </w:p>
         </w:tc>
@@ -724,12 +736,16 @@
             <w:pPr>
               <w:rPr>
                 <w:rFonts w:eastAsia="Times New Roman" w:cs="Arial"/>
-                <w:lang w:eastAsia="en-US"/>
-              </w:rPr>
-            </w:pPr>
-            <w:r>
-              <w:rPr>
-                <w:rFonts w:eastAsia="Times New Roman" w:cs="Arial"/>
+                <w:b/>
+                <w:bCs/>
+                <w:lang w:eastAsia="en-US"/>
+              </w:rPr>
+            </w:pPr>
+            <w:r>
+              <w:rPr>
+                <w:rFonts w:eastAsia="Times New Roman" w:cs="Arial"/>
+                <w:b/>
+                <w:bCs/>
                 <w:lang w:eastAsia="en-US"/>
               </w:rPr>
               <w:t>Upload/ Validation Layer</w:t>
@@ -814,7 +830,7 @@
                 <w:rFonts w:eastAsia="Times New Roman" w:cs="Times New Roman"/>
                 <w:lang w:eastAsia="en-US"/>
               </w:rPr>
-              <w:t>3.1</w:t>
+              <w:t>3.1.3, 2.5.9</w:t>
             </w:r>
           </w:p>
         </w:tc>
@@ -1131,12 +1147,16 @@
             <w:pPr>
               <w:rPr>
                 <w:rFonts w:eastAsia="Times New Roman" w:cs="Arial"/>
-                <w:lang w:eastAsia="en-US"/>
-              </w:rPr>
-            </w:pPr>
-            <w:r>
-              <w:rPr>
-                <w:rFonts w:eastAsia="Times New Roman" w:cs="Arial"/>
+                <w:b/>
+                <w:bCs/>
+                <w:lang w:eastAsia="en-US"/>
+              </w:rPr>
+            </w:pPr>
+            <w:r>
+              <w:rPr>
+                <w:rFonts w:eastAsia="Times New Roman" w:cs="Arial"/>
+                <w:b/>
+                <w:bCs/>
                 <w:lang w:eastAsia="en-US"/>
               </w:rPr>
               <w:t>Raw Byte Storage</w:t>
@@ -1225,7 +1245,7 @@
                 <w:rFonts w:eastAsia="Times New Roman" w:cs="Times New Roman"/>
                 <w:lang w:eastAsia="en-US"/>
               </w:rPr>
-              <w:t>3.1</w:t>
+              <w:t>3.1.3, 2.5.9</w:t>
             </w:r>
           </w:p>
         </w:tc>
@@ -1262,12 +1282,16 @@
             <w:pPr>
               <w:rPr>
                 <w:rFonts w:eastAsia="Times New Roman" w:cs="Arial"/>
-                <w:lang w:eastAsia="en-US"/>
-              </w:rPr>
-            </w:pPr>
-            <w:r>
-              <w:rPr>
-                <w:rFonts w:eastAsia="Times New Roman" w:cs="Arial"/>
+                <w:b/>
+                <w:bCs/>
+                <w:lang w:eastAsia="en-US"/>
+              </w:rPr>
+            </w:pPr>
+            <w:r>
+              <w:rPr>
+                <w:rFonts w:eastAsia="Times New Roman" w:cs="Arial"/>
+                <w:b/>
+                <w:bCs/>
                 <w:lang w:eastAsia="en-US"/>
               </w:rPr>
               <w:t>Raw Byte Storage</w:t>
@@ -1352,7 +1376,7 @@
                 <w:rFonts w:eastAsia="Times New Roman" w:cs="Times New Roman"/>
                 <w:lang w:eastAsia="en-US"/>
               </w:rPr>
-              <w:t>3.1</w:t>
+              <w:t>3.1.3, 2.5.9</w:t>
             </w:r>
           </w:p>
         </w:tc>
@@ -1389,12 +1413,16 @@
             <w:pPr>
               <w:rPr>
                 <w:rFonts w:eastAsia="Times New Roman" w:cs="Arial"/>
-                <w:lang w:eastAsia="en-US"/>
-              </w:rPr>
-            </w:pPr>
-            <w:r>
-              <w:rPr>
-                <w:rFonts w:eastAsia="Times New Roman" w:cs="Arial"/>
+                <w:b/>
+                <w:bCs/>
+                <w:lang w:eastAsia="en-US"/>
+              </w:rPr>
+            </w:pPr>
+            <w:r>
+              <w:rPr>
+                <w:rFonts w:eastAsia="Times New Roman" w:cs="Arial"/>
+                <w:b/>
+                <w:bCs/>
                 <w:lang w:eastAsia="en-US"/>
               </w:rPr>
               <w:t>Raw Byte Storage</w:t>
@@ -1483,7 +1511,7 @@
                 <w:rFonts w:eastAsia="Times New Roman" w:cs="Times New Roman"/>
                 <w:lang w:eastAsia="en-US"/>
               </w:rPr>
-              <w:t>3.1</w:t>
+              <w:t>3.1.3, 2.5.9</w:t>
             </w:r>
           </w:p>
         </w:tc>
@@ -1520,12 +1548,16 @@
             <w:pPr>
               <w:rPr>
                 <w:rFonts w:eastAsia="Times New Roman" w:cs="Arial"/>
-                <w:lang w:eastAsia="en-US"/>
-              </w:rPr>
-            </w:pPr>
-            <w:r>
-              <w:rPr>
-                <w:rFonts w:eastAsia="Times New Roman" w:cs="Arial"/>
+                <w:b/>
+                <w:bCs/>
+                <w:lang w:eastAsia="en-US"/>
+              </w:rPr>
+            </w:pPr>
+            <w:r>
+              <w:rPr>
+                <w:rFonts w:eastAsia="Times New Roman" w:cs="Arial"/>
+                <w:b/>
+                <w:bCs/>
                 <w:lang w:eastAsia="en-US"/>
               </w:rPr>
               <w:t>Raw Byte Storage</w:t>
@@ -1610,7 +1642,7 @@
                 <w:rFonts w:eastAsia="Times New Roman" w:cs="Times New Roman"/>
                 <w:lang w:eastAsia="en-US"/>
               </w:rPr>
-              <w:t>3.1, 4.1</w:t>
+              <w:t>3.1.3, 2.5.9</w:t>
             </w:r>
           </w:p>
         </w:tc>
@@ -1647,12 +1679,16 @@
             <w:pPr>
               <w:rPr>
                 <w:rFonts w:eastAsia="Times New Roman" w:cs="Arial"/>
-                <w:lang w:eastAsia="en-US"/>
-              </w:rPr>
-            </w:pPr>
-            <w:r>
-              <w:rPr>
-                <w:rFonts w:eastAsia="Times New Roman" w:cs="Arial"/>
+                <w:b/>
+                <w:bCs/>
+                <w:lang w:eastAsia="en-US"/>
+              </w:rPr>
+            </w:pPr>
+            <w:r>
+              <w:rPr>
+                <w:rFonts w:eastAsia="Times New Roman" w:cs="Arial"/>
+                <w:b/>
+                <w:bCs/>
                 <w:lang w:eastAsia="en-US"/>
               </w:rPr>
               <w:t>Raw Byte Storage</w:t>
@@ -1748,7 +1784,7 @@
                 <w:rFonts w:eastAsia="Times New Roman" w:cs="Times New Roman"/>
                 <w:lang w:eastAsia="en-US"/>
               </w:rPr>
-              <w:t>3.1</w:t>
+              <w:t>3.1.3, 2.5.9</w:t>
             </w:r>
           </w:p>
         </w:tc>
@@ -1785,12 +1821,16 @@
             <w:pPr>
               <w:rPr>
                 <w:rFonts w:eastAsia="Times New Roman" w:cs="Arial"/>
-                <w:lang w:eastAsia="en-US"/>
-              </w:rPr>
-            </w:pPr>
-            <w:r>
-              <w:rPr>
-                <w:rFonts w:eastAsia="Times New Roman" w:cs="Arial"/>
+                <w:b/>
+                <w:bCs/>
+                <w:lang w:eastAsia="en-US"/>
+              </w:rPr>
+            </w:pPr>
+            <w:r>
+              <w:rPr>
+                <w:rFonts w:eastAsia="Times New Roman" w:cs="Arial"/>
+                <w:b/>
+                <w:bCs/>
                 <w:lang w:eastAsia="en-US"/>
               </w:rPr>
               <w:t>Raw Byte Storage</w:t>
@@ -1882,7 +1922,7 @@
                 <w:rFonts w:eastAsia="Times New Roman" w:cs="Times New Roman"/>
                 <w:lang w:eastAsia="en-US"/>
               </w:rPr>
-              <w:t>3.1</w:t>
+              <w:t>3.1.3, 2.5.9</w:t>
             </w:r>
           </w:p>
         </w:tc>
@@ -1919,12 +1959,16 @@
             <w:pPr>
               <w:rPr>
                 <w:rFonts w:eastAsia="Times New Roman" w:cs="Arial"/>
-                <w:lang w:eastAsia="en-US"/>
-              </w:rPr>
-            </w:pPr>
-            <w:r>
-              <w:rPr>
-                <w:rFonts w:eastAsia="Times New Roman" w:cs="Arial"/>
+                <w:b/>
+                <w:bCs/>
+                <w:lang w:eastAsia="en-US"/>
+              </w:rPr>
+            </w:pPr>
+            <w:r>
+              <w:rPr>
+                <w:rFonts w:eastAsia="Times New Roman" w:cs="Arial"/>
+                <w:b/>
+                <w:bCs/>
                 <w:lang w:eastAsia="en-US"/>
               </w:rPr>
               <w:t>Raw Byte Storage</w:t>
@@ -2013,7 +2057,7 @@
                 <w:rFonts w:eastAsia="Times New Roman" w:cs="Times New Roman"/>
                 <w:lang w:eastAsia="en-US"/>
               </w:rPr>
-              <w:t>3.1</w:t>
+              <w:t>3.1.3, 2.5.9</w:t>
             </w:r>
           </w:p>
         </w:tc>
@@ -2050,12 +2094,16 @@
             <w:pPr>
               <w:rPr>
                 <w:rFonts w:eastAsia="Times New Roman" w:cs="Arial"/>
-                <w:lang w:eastAsia="en-US"/>
-              </w:rPr>
-            </w:pPr>
-            <w:r>
-              <w:rPr>
-                <w:rFonts w:eastAsia="Times New Roman" w:cs="Arial"/>
+                <w:b/>
+                <w:bCs/>
+                <w:lang w:eastAsia="en-US"/>
+              </w:rPr>
+            </w:pPr>
+            <w:r>
+              <w:rPr>
+                <w:rFonts w:eastAsia="Times New Roman" w:cs="Arial"/>
+                <w:b/>
+                <w:bCs/>
                 <w:lang w:eastAsia="en-US"/>
               </w:rPr>
               <w:t>Raw Byte Storage</w:t>
@@ -2140,7 +2188,7 @@
                 <w:rFonts w:eastAsia="Times New Roman" w:cs="Times New Roman"/>
                 <w:lang w:eastAsia="en-US"/>
               </w:rPr>
-              <w:t>3.1</w:t>
+              <w:t>3.1.3, 2.5.9</w:t>
             </w:r>
           </w:p>
         </w:tc>
@@ -2457,12 +2505,16 @@
             <w:pPr>
               <w:rPr>
                 <w:rFonts w:eastAsia="Times New Roman" w:cs="Arial"/>
-                <w:lang w:eastAsia="en-US"/>
-              </w:rPr>
-            </w:pPr>
-            <w:r>
-              <w:rPr>
-                <w:rFonts w:eastAsia="Times New Roman" w:cs="Arial"/>
+                <w:b/>
+                <w:bCs/>
+                <w:lang w:eastAsia="en-US"/>
+              </w:rPr>
+            </w:pPr>
+            <w:r>
+              <w:rPr>
+                <w:rFonts w:eastAsia="Times New Roman" w:cs="Arial"/>
+                <w:b/>
+                <w:bCs/>
                 <w:lang w:eastAsia="en-US"/>
               </w:rPr>
               <w:t>Backup Module</w:t>
@@ -2546,6 +2598,13 @@
                 <w:lang w:eastAsia="en-US"/>
               </w:rPr>
             </w:pPr>
+            <w:r>
+              <w:rPr>
+                <w:rFonts w:eastAsia="Times New Roman" w:cs="Times New Roman"/>
+                <w:lang w:eastAsia="en-US"/>
+              </w:rPr>
+              <w:t>3.1.3, 2.5.9</w:t>
+            </w:r>
           </w:p>
         </w:tc>
         <w:tc>
@@ -2572,12 +2631,16 @@
             <w:pPr>
               <w:rPr>
                 <w:rFonts w:eastAsia="Times New Roman" w:cs="Arial"/>
-                <w:lang w:eastAsia="en-US"/>
-              </w:rPr>
-            </w:pPr>
-            <w:r>
-              <w:rPr>
-                <w:rFonts w:eastAsia="Times New Roman" w:cs="Arial"/>
+                <w:b/>
+                <w:bCs/>
+                <w:lang w:eastAsia="en-US"/>
+              </w:rPr>
+            </w:pPr>
+            <w:r>
+              <w:rPr>
+                <w:rFonts w:eastAsia="Times New Roman" w:cs="Arial"/>
+                <w:b/>
+                <w:bCs/>
                 <w:lang w:eastAsia="en-US"/>
               </w:rPr>
               <w:t>Backup Module</w:t>
@@ -2657,6 +2720,13 @@
                 <w:lang w:eastAsia="en-US"/>
               </w:rPr>
             </w:pPr>
+            <w:r>
+              <w:rPr>
+                <w:rFonts w:eastAsia="Times New Roman" w:cs="Times New Roman"/>
+                <w:lang w:eastAsia="en-US"/>
+              </w:rPr>
+              <w:t>3.1.3, 2.5.9</w:t>
+            </w:r>
           </w:p>
         </w:tc>
         <w:tc>
@@ -2692,12 +2762,16 @@
             <w:pPr>
               <w:rPr>
                 <w:rFonts w:eastAsia="Times New Roman" w:cs="Arial"/>
-                <w:lang w:eastAsia="en-US"/>
-              </w:rPr>
-            </w:pPr>
-            <w:r>
-              <w:rPr>
-                <w:rFonts w:eastAsia="Times New Roman" w:cs="Arial"/>
+                <w:b/>
+                <w:bCs/>
+                <w:lang w:eastAsia="en-US"/>
+              </w:rPr>
+            </w:pPr>
+            <w:r>
+              <w:rPr>
+                <w:rFonts w:eastAsia="Times New Roman" w:cs="Arial"/>
+                <w:b/>
+                <w:bCs/>
                 <w:lang w:eastAsia="en-US"/>
               </w:rPr>
               <w:t>Backup Module</w:t>
@@ -2790,6 +2864,13 @@
                 <w:lang w:eastAsia="en-US"/>
               </w:rPr>
             </w:pPr>
+            <w:r>
+              <w:rPr>
+                <w:rFonts w:eastAsia="Times New Roman" w:cs="Times New Roman"/>
+                <w:lang w:eastAsia="en-US"/>
+              </w:rPr>
+              <w:t>3.1.3, 2.5.9</w:t>
+            </w:r>
           </w:p>
         </w:tc>
         <w:tc>
@@ -2825,12 +2906,16 @@
             <w:pPr>
               <w:rPr>
                 <w:rFonts w:eastAsia="Times New Roman" w:cs="Arial"/>
-                <w:lang w:eastAsia="en-US"/>
-              </w:rPr>
-            </w:pPr>
-            <w:r>
-              <w:rPr>
-                <w:rFonts w:eastAsia="Times New Roman" w:cs="Arial"/>
+                <w:b/>
+                <w:bCs/>
+                <w:lang w:eastAsia="en-US"/>
+              </w:rPr>
+            </w:pPr>
+            <w:r>
+              <w:rPr>
+                <w:rFonts w:eastAsia="Times New Roman" w:cs="Arial"/>
+                <w:b/>
+                <w:bCs/>
                 <w:lang w:eastAsia="en-US"/>
               </w:rPr>
               <w:t>Backup Module</w:t>
@@ -2910,6 +2995,13 @@
                 <w:lang w:eastAsia="en-US"/>
               </w:rPr>
             </w:pPr>
+            <w:r>
+              <w:rPr>
+                <w:rFonts w:eastAsia="Times New Roman" w:cs="Times New Roman"/>
+                <w:lang w:eastAsia="en-US"/>
+              </w:rPr>
+              <w:t>3.1.3, 2.5.9</w:t>
+            </w:r>
           </w:p>
         </w:tc>
         <w:tc>
@@ -2945,12 +3037,16 @@
             <w:pPr>
               <w:rPr>
                 <w:rFonts w:eastAsia="Times New Roman" w:cs="Arial"/>
-                <w:lang w:eastAsia="en-US"/>
-              </w:rPr>
-            </w:pPr>
-            <w:r>
-              <w:rPr>
-                <w:rFonts w:eastAsia="Times New Roman" w:cs="Arial"/>
+                <w:b/>
+                <w:bCs/>
+                <w:lang w:eastAsia="en-US"/>
+              </w:rPr>
+            </w:pPr>
+            <w:r>
+              <w:rPr>
+                <w:rFonts w:eastAsia="Times New Roman" w:cs="Arial"/>
+                <w:b/>
+                <w:bCs/>
                 <w:lang w:eastAsia="en-US"/>
               </w:rPr>
               <w:t>Backup Module</w:t>
@@ -3034,6 +3130,13 @@
                 <w:lang w:eastAsia="en-US"/>
               </w:rPr>
             </w:pPr>
+            <w:r>
+              <w:rPr>
+                <w:rFonts w:eastAsia="Times New Roman" w:cs="Times New Roman"/>
+                <w:lang w:eastAsia="en-US"/>
+              </w:rPr>
+              <w:t>3.1.3, 2.5.9</w:t>
+            </w:r>
           </w:p>
         </w:tc>
         <w:tc>
